--- a/data/outputs/v2/Maths/SS1.1_Real_Numbers/Mathematics_Real_Numbers_FinalExplanation_TeacherKey.docx
+++ b/data/outputs/v2/Maths/SS1.1_Real_Numbers/Mathematics_Real_Numbers_FinalExplanation_TeacherKey.docx
@@ -1921,7 +1921,7 @@
         </w:rPr>
         <w:t xml:space="preserve">© 2026 SeaVuria and ARES. This work is licensed under a </w:t>
       </w:r>
-      <w:hyperlink w:history="1" r:id="rIdr3_dy18sgyirzfjbcmlvd">
+      <w:hyperlink w:history="1" r:id="rIdl54nycxokzgznwghrkqx-">
         <w:r>
           <w:rPr>
             <w:rFonts w:ascii="Arial" w:cs="Arial" w:eastAsia="Arial" w:hAnsi="Arial"/>
@@ -1941,7 +1941,7 @@
         </w:rPr>
         <w:t xml:space="preserve"> (</w:t>
       </w:r>
-      <w:hyperlink w:history="1" r:id="rId1tsb7zbxpfxdjmvyye3rj">
+      <w:hyperlink w:history="1" r:id="rIdjo1iwjputniqyg3_w0cn1">
         <w:r>
           <w:rPr>
             <w:rFonts w:ascii="Arial" w:cs="Arial" w:eastAsia="Arial" w:hAnsi="Arial"/>
@@ -1961,7 +1961,7 @@
         </w:rPr>
         <w:t xml:space="preserve">). To view a copy of this license, visit </w:t>
       </w:r>
-      <w:hyperlink w:history="1" r:id="rIdiy6v-u3pv2cvx2e3knuj-">
+      <w:hyperlink w:history="1" r:id="rIdrruhyc70pmepewuy18ba_">
         <w:r>
           <w:rPr>
             <w:rFonts w:ascii="Arial" w:cs="Arial" w:eastAsia="Arial" w:hAnsi="Arial"/>

--- a/data/outputs/v2/Maths/SS1.1_Real_Numbers/Mathematics_Real_Numbers_FinalExplanation_TeacherKey.docx
+++ b/data/outputs/v2/Maths/SS1.1_Real_Numbers/Mathematics_Real_Numbers_FinalExplanation_TeacherKey.docx
@@ -1921,7 +1921,7 @@
         </w:rPr>
         <w:t xml:space="preserve">© 2026 SeaVuria and ARES. This work is licensed under a </w:t>
       </w:r>
-      <w:hyperlink w:history="1" r:id="rIdl54nycxokzgznwghrkqx-">
+      <w:hyperlink w:history="1" r:id="rIdzgvt2zm2go0khzaxouvab">
         <w:r>
           <w:rPr>
             <w:rFonts w:ascii="Arial" w:cs="Arial" w:eastAsia="Arial" w:hAnsi="Arial"/>
@@ -1941,7 +1941,7 @@
         </w:rPr>
         <w:t xml:space="preserve"> (</w:t>
       </w:r>
-      <w:hyperlink w:history="1" r:id="rIdjo1iwjputniqyg3_w0cn1">
+      <w:hyperlink w:history="1" r:id="rIdhounma-fkakybzu6xgq2l">
         <w:r>
           <w:rPr>
             <w:rFonts w:ascii="Arial" w:cs="Arial" w:eastAsia="Arial" w:hAnsi="Arial"/>
@@ -1961,7 +1961,7 @@
         </w:rPr>
         <w:t xml:space="preserve">). To view a copy of this license, visit </w:t>
       </w:r>
-      <w:hyperlink w:history="1" r:id="rIdrruhyc70pmepewuy18ba_">
+      <w:hyperlink w:history="1" r:id="rIdku5p2boabxffvjj3qtr88">
         <w:r>
           <w:rPr>
             <w:rFonts w:ascii="Arial" w:cs="Arial" w:eastAsia="Arial" w:hAnsi="Arial"/>

--- a/data/outputs/v2/Maths/SS1.1_Real_Numbers/Mathematics_Real_Numbers_FinalExplanation_TeacherKey.docx
+++ b/data/outputs/v2/Maths/SS1.1_Real_Numbers/Mathematics_Real_Numbers_FinalExplanation_TeacherKey.docx
@@ -1921,7 +1921,7 @@
         </w:rPr>
         <w:t xml:space="preserve">© 2026 SeaVuria and ARES. This work is licensed under a </w:t>
       </w:r>
-      <w:hyperlink w:history="1" r:id="rIdzgvt2zm2go0khzaxouvab">
+      <w:hyperlink w:history="1" r:id="rIdf2hvm4tigzd3elwewdxbn">
         <w:r>
           <w:rPr>
             <w:rFonts w:ascii="Arial" w:cs="Arial" w:eastAsia="Arial" w:hAnsi="Arial"/>
@@ -1941,7 +1941,7 @@
         </w:rPr>
         <w:t xml:space="preserve"> (</w:t>
       </w:r>
-      <w:hyperlink w:history="1" r:id="rIdhounma-fkakybzu6xgq2l">
+      <w:hyperlink w:history="1" r:id="rIdszkj9y8w76qc3iqstpudq">
         <w:r>
           <w:rPr>
             <w:rFonts w:ascii="Arial" w:cs="Arial" w:eastAsia="Arial" w:hAnsi="Arial"/>
@@ -1961,7 +1961,7 @@
         </w:rPr>
         <w:t xml:space="preserve">). To view a copy of this license, visit </w:t>
       </w:r>
-      <w:hyperlink w:history="1" r:id="rIdku5p2boabxffvjj3qtr88">
+      <w:hyperlink w:history="1" r:id="rIdzut8gvsa4ddkpdlsuozeq">
         <w:r>
           <w:rPr>
             <w:rFonts w:ascii="Arial" w:cs="Arial" w:eastAsia="Arial" w:hAnsi="Arial"/>

--- a/data/outputs/v2/Maths/SS1.1_Real_Numbers/Mathematics_Real_Numbers_FinalExplanation_TeacherKey.docx
+++ b/data/outputs/v2/Maths/SS1.1_Real_Numbers/Mathematics_Real_Numbers_FinalExplanation_TeacherKey.docx
@@ -95,7 +95,7 @@
                 <w:sz w:val="22"/>
                 <w:szCs w:val="22"/>
               </w:rPr>
-              <w:t xml:space="preserve">FINAL EXPLANATION: MATHEMATICS GRADE 10 – SUB-STRAND 1.1 REAL NUMBERS: FINAL EXPLANATION</w:t>
+              <w:t xml:space="preserve">FINAL EXPLANATION: MATHEMATICS GRADE 10: REAL NUMBERS FINAL EXPLANATION</w:t>
             </w:r>
           </w:p>
         </w:tc>
@@ -224,7 +224,7 @@
                 <w:sz w:val="18"/>
                 <w:szCs w:val="18"/>
               </w:rPr>
-              <w:t xml:space="preserve">You have finished the unit on real numbers. Now write your own Final Explanation to answer the Driving Question: Why can some numbers be written as exact fractions and others cannot, and how does knowing a number's type help us solve everyday problems in Kenya? Write your answer in the blank space under each prompt. Use evidence from your lessons: the Nairobi pizza diagrams, your fraction-circle results, your Number World Map, your reciprocal comparison table and your Driving Question Board. Include worked numbers where the prompt asks for them. Use full sentences and show your reasoning.</w:t>
+              <w:t xml:space="preserve">You have finished the unit on real numbers. Now answer the Driving Question: How do we use real numbers in everyday life, and why are reciprocals important? Use Achieng's trip to the duka near Kibuye Market in Kisumu as your main example. Write your answer in the space under each prompt. Use evidence and numbers from your lessons, your Driving Question Board (DQB) and your unit model. Show your working where you calculate. Write clearly and explain your reasoning in full sentences.</w:t>
             </w:r>
           </w:p>
         </w:tc>
@@ -285,7 +285,7 @@
                 <w:sz w:val="22"/>
                 <w:szCs w:val="22"/>
               </w:rPr>
-              <w:t xml:space="preserve">Part 1: The Pizza Puzzle and Whole-Number Types</w:t>
+              <w:t xml:space="preserve">Part 1: Different numbers at the duka</w:t>
             </w:r>
           </w:p>
         </w:tc>
@@ -319,7 +319,7 @@
                 <w:sz w:val="18"/>
                 <w:szCs w:val="18"/>
               </w:rPr>
-              <w:t xml:space="preserve">Think back to the friends in Nairobi sharing a pizza. (a) Using your fraction-circle results, describe what happened to the decimal for one slice when the pizza was cut into 4 slices and when it was cut into 3 slices. (b) Whole numbers can be sorted as odd, even, prime or composite. Choose any three numbers from the set 2, 3, 4, 9, 15, 17, 36, 41, 49, 64 and say how you classified each and why. (c) Explain why a pizza cut into a prime number of slices, such as 3 or 7, is harder to share equally between 2 people than one cut into 4 or 8 slices. Mention what is special about the number 1 and the number 2.</w:t>
+              <w:t xml:space="preserve">Achieng bought 3 items at Ksh 45 each, paid with one Ksh 200 note, bought 1/2 kg of sugar at Ksh 160 per kg, and saw a tea-leaf sachet tagged Ksh 22.50. (a) Work out her total for the 3 items and her change. (b) Name the type of number used for counting items, for part of a kilo, and for the price tag, and explain why one trip needs all three types. (c) Explain how a fraction and a decimal can name the same quantity, using one example from the trip.</w:t>
             </w:r>
           </w:p>
         </w:tc>
@@ -351,26 +351,7 @@
                 <w:sz w:val="18"/>
                 <w:szCs w:val="18"/>
               </w:rPr>
-              <w:t xml:space="preserve">(a) When the pizza was cut into 4 equal slices, each slice was 1/4 = 0.25. This decimal ends, so it is a terminating decimal. When it was cut into 3 equal slices, each slice was 1/3 = 0.3333…, a decimal that never ends but repeats the digit 3. Our fraction-circle table showed that cuts into 2, 4, 5, 8 and 10 gave decimals that end, while cuts into 3, 6 and 7 gave decimals that repeat or go on and on. (b) Example classifications: 17 is odd and prime because its only factors are 1 and 17. 36 is even and composite because it has many factors (1, 2, 3, 4, 6, 9, 12, 18, 36). 49 is odd and composite because it has three factors: 1, 7 and 49. (c) A prime number of slices has only two factors, 1 and itself, so the slices cannot be regrouped evenly into smaller whole-number groups. With 3 or 7 slices, sharing between 2 people means cutting at least one slice again. A composite number such as 4 or 8 can be split into equal groups, so sharing is clean. The number 1 is neither prime nor composite. The number 2 is the only number that is both even and prime.</w:t>
-            </w:r>
-          </w:p>
-          <w:p>
-            <w:pPr>
-              <w:spacing w:after="40" w:before="0"/>
-              <w:jc w:val="left"/>
-            </w:pPr>
-            <w:r>
-              <w:rPr>
-                <w:rFonts w:ascii="Arial" w:cs="Arial" w:eastAsia="Arial" w:hAnsi="Arial"/>
-                <w:b w:val="false"/>
-                <w:bCs w:val="false"/>
-                <w:i w:val="false"/>
-                <w:iCs w:val="false"/>
-                <w:color w:val="000000"/>
-                <w:sz w:val="18"/>
-                <w:szCs w:val="18"/>
-              </w:rPr>
-              <w:t xml:space="preserve"/>
+              <w:t xml:space="preserve">(a) Total = 3 × 45 = Ksh 135. Change = 200 − 135 = Ksh 65. (b) Whole numbers are used for counting items and money amounts such as 3, 135 and 65. A fraction, 1/2, is used for a part of a whole, half a kilo of sugar, which costs 1/2 × 160 = Ksh 80. A decimal, Ksh 22.50, is used for a price with cents. One trip needs all three because counting, sharing a whole into parts and pricing with cents are different jobs. (c) They are two ways of writing the same rational number. For example 1/2 = 0.5, and Ksh 22.50 = 22 1/2 = 45/2. All of these numbers are real numbers.)</w:t>
             </w:r>
           </w:p>
         </w:tc>
@@ -431,7 +412,7 @@
                 <w:sz w:val="22"/>
                 <w:szCs w:val="22"/>
               </w:rPr>
-              <w:t xml:space="preserve">Part 2: Rational and Irrational Numbers</w:t>
+              <w:t xml:space="preserve">Part 2: Classifying whole numbers</w:t>
             </w:r>
           </w:p>
         </w:tc>
@@ -465,7 +446,7 @@
                 <w:sz w:val="18"/>
                 <w:szCs w:val="18"/>
               </w:rPr>
-              <w:t xml:space="preserve">(a) Explain what makes a number rational and what makes a number irrational. Talk about p/q and about what the decimal does. (b) Classify each of these as rational or irrational and give your reason: 0.75, 1/3, √2, π. (c) Some people use 22/7 for π. Is 22/7 equal to π? Explain. (d) Use your number-line strip: between which whole numbers did √2 and π sit, and what does this tell you about a number that has no exact fraction?</w:t>
+              <w:t xml:space="preserve">Some whole numbers from Achieng's trip are 3, 6, 15, 45, 65, 90, 135 and 200. (a) Classify 3, 15 and 90 as odd or even, and as prime or composite, and justify each using factors. (b) Explain why 1 is neither prime nor composite, and why 2 is special. (c) Seventeen cobs of maize are to be shared equally among groups. What happens, and what does this tell you about 17? (d) Is every odd number prime? Use the duka numbers to support your answer.</w:t>
             </w:r>
           </w:p>
         </w:tc>
@@ -497,26 +478,7 @@
                 <w:sz w:val="18"/>
                 <w:szCs w:val="18"/>
               </w:rPr>
-              <w:t xml:space="preserve">(a) A rational number can be written as a fraction p/q where p and q are integers and q is not 0. Its decimal either terminates or repeats. An irrational number cannot be written as p/q. Its decimal never terminates and never repeats. (b) 0.75 is rational because it terminates and equals 3/4. 1/3 is rational because it is a fraction and its decimal 0.333… repeats. √2 ≈ 1.41421356… is irrational because the decimal never ends and shows no repeating block. π ≈ 3.14159265… is irrational for the same reason. (c) No. 22/7 is a fraction of two integers, so it is a rational number, and it is only an approximation of π. π is irrational and cannot be written as an exact fraction. (d) √2 sits between 1 and 2, closer to 1.4. π sits between 3 and 4, closer to 3.14. This shows that an irrational number is a real number with a definite place on the number line, even though we can never write its exact value as a fraction or an ending decimal.</w:t>
-            </w:r>
-          </w:p>
-          <w:p>
-            <w:pPr>
-              <w:spacing w:after="40" w:before="0"/>
-              <w:jc w:val="left"/>
-            </w:pPr>
-            <w:r>
-              <w:rPr>
-                <w:rFonts w:ascii="Arial" w:cs="Arial" w:eastAsia="Arial" w:hAnsi="Arial"/>
-                <w:b w:val="false"/>
-                <w:bCs w:val="false"/>
-                <w:i w:val="false"/>
-                <w:iCs w:val="false"/>
-                <w:color w:val="000000"/>
-                <w:sz w:val="18"/>
-                <w:szCs w:val="18"/>
-              </w:rPr>
-              <w:t xml:space="preserve"/>
+              <w:t xml:space="preserve">(a) 3 is odd and prime because its only factors are 1 and 3. 15 is odd and composite because its factors are 1, 3, 5 and 15 (15 = 3 × 5). 90 is even and composite because it is divisible by 2 and has many factors (for example 1, 2, 3, 5, 6, 9, 10...). (b) 1 has only one factor, itself, so it does not have exactly two factors (prime) or more than two factors (composite). 2 is the only even prime because its factors are 1 and 2, while every other even number is divisible by 2 and so has at least three factors. (c) Seventeen cobs cannot be shared equally among 2 to 16 groups without a remainder. This shows 17 has only the factors 1 and 17, so it is prime. (d) No. Being odd does not make a number prime. The odd duka numbers 15, 45, 65 and 135 are composite: 15 = 3 × 5, 45 = 3 × 3 × 5, 65 = 5 × 13, and 135 has more than two factors. Only 3 among them is prime.)</w:t>
             </w:r>
           </w:p>
         </w:tc>
@@ -577,7 +539,7 @@
                 <w:sz w:val="22"/>
                 <w:szCs w:val="22"/>
               </w:rPr>
-              <w:t xml:space="preserve">Part 3: Reciprocals</w:t>
+              <w:t xml:space="preserve">Part 3: Rational and irrational numbers</w:t>
             </w:r>
           </w:p>
         </w:tc>
@@ -611,7 +573,7 @@
                 <w:sz w:val="18"/>
                 <w:szCs w:val="18"/>
               </w:rPr>
-              <w:t xml:space="preserve">(a) In your own words, what does the reciprocal of a number tell us in the pizza situation? (b) Find the reciprocal of 1/4, of 2/3 and of √2. Say whether each reciprocal is rational or irrational. (c) Does every real number have a reciprocal? Explain. (d) Amina in a mandazi problem has 1 kg of flour and uses 2/3 kg per batch. Show how reciprocals help you find the number of batches.</w:t>
+              <w:t xml:space="preserve">(a) Use division to explain what happens to the decimals of 1/4 and 1/7, and say whether each is rational. (b) What is the definition of a rational number? Show that the whole number 3 and Ksh 22.50 are rational. (c) Squaring 1.414, 1.4142 and 1.415 on a calculator gave 1.999396, 1.99996164 and 2.002225. Using these results and the square plot of area 2 m², explain why √2 goes on forever and what type of number it is. (d) Describe how rational and irrational numbers together make up the real numbers, and place 3, 1/2, 22.50, √2 and π on this map.</w:t>
             </w:r>
           </w:p>
         </w:tc>
@@ -643,26 +605,7 @@
                 <w:sz w:val="18"/>
                 <w:szCs w:val="18"/>
               </w:rPr>
-              <w:t xml:space="preserve">(a) The reciprocal of a slice size n is 1/n. It tells us how many slices of that size fit into the whole pizza. (b) The reciprocal of 1/4 is 4, which is rational. The reciprocal of 2/3 is 3/2, which is rational. The reciprocal of √2 is 1/√2 = √2/2 ≈ 0.7071…, which is irrational. (c) Every non-zero real number has a reciprocal, whether it is rational or irrational. Zero has no reciprocal because division by zero is undefined. (d) Number of batches = 1 ÷ 2/3 = 1 × 3/2 = 3/2 = 1.5 batches. Dividing by a fraction is the same as multiplying by its reciprocal, so reciprocals turn a division into a multiplication.</w:t>
-            </w:r>
-          </w:p>
-          <w:p>
-            <w:pPr>
-              <w:spacing w:after="40" w:before="0"/>
-              <w:jc w:val="left"/>
-            </w:pPr>
-            <w:r>
-              <w:rPr>
-                <w:rFonts w:ascii="Arial" w:cs="Arial" w:eastAsia="Arial" w:hAnsi="Arial"/>
-                <w:b w:val="false"/>
-                <w:bCs w:val="false"/>
-                <w:i w:val="false"/>
-                <w:iCs w:val="false"/>
-                <w:color w:val="000000"/>
-                <w:sz w:val="18"/>
-                <w:szCs w:val="18"/>
-              </w:rPr>
-              <w:t xml:space="preserve"/>
+              <w:t xml:space="preserve">(a) 1/4 = 0.25, which ends (terminating). 1/7 = 0.142857142857..., which never ends but repeats the block 142857 (recurring). Both are rational. (b) A rational number can be written as a/b with a and b integers and b ≠ 0; its decimal terminates or recurs. 3 = 3/1 and 22.50 = 45/2, so both are rational. (c) The side of a square plot of area 2 m² is √2 m. 1.4142 squared is just under 2 and 1.415 squared is over 2, so the side lies between 1.4142 and 1.415. No ending decimal squares to exactly 2, and the digits of √2 = 1.41421356... do not repeat in a block, so it cannot be written as a/b. It goes on forever because it is irrational. (d) Rational numbers (whole numbers, fractions, terminating and recurring decimals) and irrational numbers together make up the real numbers. On the map, 3, 1/2 and 22.50 are rational; √2 and π (3.14159265...) are irrational. All are real numbers.)</w:t>
             </w:r>
           </w:p>
         </w:tc>
@@ -723,7 +666,7 @@
                 <w:sz w:val="22"/>
                 <w:szCs w:val="22"/>
               </w:rPr>
-              <w:t xml:space="preserve">Part 4: Choosing a Method and Predicting by Type</w:t>
+              <w:t xml:space="preserve">Part 4: Reciprocals and the tools to find them</w:t>
             </w:r>
           </w:p>
         </w:tc>
@@ -757,7 +700,7 @@
                 <w:sz w:val="18"/>
                 <w:szCs w:val="18"/>
               </w:rPr>
-              <w:t xml:space="preserve">(a) Name the three methods you used to find reciprocals. (b) You found the reciprocal of 1 ÷ 7 and of 1 ÷ √2 using all three methods. What did you notice about the results for each, and why? (c) √4 is written with a radical sign. Is it rational or irrational, and what does this mean for its reciprocal? (d) Explain how knowing a number's type lets you predict something about its reciprocal before you calculate.</w:t>
+              <w:t xml:space="preserve">(a) What is the reciprocal of a number n, and what do you get when you multiply n by its reciprocal? Which number has no reciprocal? (b) Find the reciprocal of 8, of 2.5 and of 6 (give 6 to 4 decimal places) and check one of them by multiplying. (c) Mzee Odhiambo says 6 mandazi cost Ksh 90, so the unit price is Ksh 15. Explain how this is a reciprocal calculation. (d) Compare the answers for 1/7 from mathematical tables and from the calculator 1/x key. Why do they differ, and are both useful for money?</w:t>
             </w:r>
           </w:p>
         </w:tc>
@@ -789,26 +732,7 @@
                 <w:sz w:val="18"/>
                 <w:szCs w:val="18"/>
               </w:rPr>
-              <w:t xml:space="preserve">(a) The three methods are long division by hand, mathematical tables and a calculator. (b) For the rational number 7, all three methods gave consistent results for its reciprocal, 1/7. For the irrational √2, the methods gave slightly different approximations, because the decimal never ends so every method must round. Calculators are fast and precise but still round. Division is exact for rational numbers. Tables are reliable and portable. (c) √4 = 2, so it is rational. Its reciprocal 1/2 is exact. A radical sign alone does not make a number irrational. (d) If the number is rational, its reciprocal will be rational and can be written as a neat fraction. If the number is irrational, its reciprocal will be irrational, so we can only approximate it as a decimal. Knowing the type tells us before we calculate whether an exact answer exists.</w:t>
-            </w:r>
-          </w:p>
-          <w:p>
-            <w:pPr>
-              <w:spacing w:after="40" w:before="0"/>
-              <w:jc w:val="left"/>
-            </w:pPr>
-            <w:r>
-              <w:rPr>
-                <w:rFonts w:ascii="Arial" w:cs="Arial" w:eastAsia="Arial" w:hAnsi="Arial"/>
-                <w:b w:val="false"/>
-                <w:bCs w:val="false"/>
-                <w:i w:val="false"/>
-                <w:iCs w:val="false"/>
-                <w:color w:val="000000"/>
-                <w:sz w:val="18"/>
-                <w:szCs w:val="18"/>
-              </w:rPr>
-              <w:t xml:space="preserve"/>
+              <w:t xml:space="preserve">(a) The reciprocal of n is 1 ÷ n, written 1/n, and n × 1/n = 1. Zero has no reciprocal. (b) The reciprocal of 8 is 0.125; of 2.5 is 0.4; of 6 is 0.1667 (4 d.p., since 1/6 = 0.1666...). Check: 6 × 1/6 = 1 (and 2.5 × 0.4 = 1). (c) Unit price is total cost ÷ number of items: 90 ÷ 6 = Ksh 15. This is the same as multiplying by the reciprocal: 90 × 1/6 = Ksh 15. (d) Mathematical tables give 1/7 ≈ 0.1429 (4 significant figures) and the calculator gives 0.142857142... with more digits. They differ because 1/7 is a recurring decimal that never ends, so every tool must round it. Both are accurate enough for money, and the calculator shows more digits. We should look after the tables and calculators carefully.)</w:t>
             </w:r>
           </w:p>
         </w:tc>
@@ -869,7 +793,7 @@
                 <w:sz w:val="22"/>
                 <w:szCs w:val="22"/>
               </w:rPr>
-              <w:t xml:space="preserve">Part 5: Final Explanation and Kenyan Transfer</w:t>
+              <w:t xml:space="preserve">Part 5: Answering the Driving Question</w:t>
             </w:r>
           </w:p>
         </w:tc>
@@ -903,7 +827,7 @@
                 <w:sz w:val="18"/>
                 <w:szCs w:val="18"/>
               </w:rPr>
-              <w:t xml:space="preserve">Answer the Driving Question in a connected explanation of 6 to 8 sentences: Why can some numbers be written as exact fractions and others cannot, and how does knowing a number's type help us solve everyday problems in Kenya? Use the Nairobi pizza, at least one Kenyan context from your lessons (for example mandazi in Kisumu, fertiliser bags in Eldoret, tiles in Mombasa, sharing land in the Rift Valley or githeri portions) and at least two key terms from this unit.</w:t>
+              <w:t xml:space="preserve">(a) A bus travels from Nairobi to Mombasa, 480 km. Use time = distance × 1/speed to find the time at 60 km/h and at 80 km/h. (b) Wanjiru saves Ksh 10 000 in a Sacco at 8% simple interest per year. Find the interest for 1 year and for 6 months, then use a reciprocal to find how long she needs to earn Ksh 2 400. (c) Write a final answer to the Driving Question: How do we use real numbers in everyday life, and why are reciprocals important? Connect it back to Achieng's trip.</w:t>
             </w:r>
           </w:p>
         </w:tc>
@@ -935,26 +859,7 @@
                 <w:sz w:val="18"/>
                 <w:szCs w:val="18"/>
               </w:rPr>
-              <w:t xml:space="preserve">Some numbers can be written as exact fractions because they come from dividing a whole into a finite number of equal parts, so they have the form p/q and their decimals either end or repeat. These are rational numbers, like the 1/4 and 1/3 slices of the Nairobi pizza. Other numbers, such as √2 and π, are irrational: their decimals never end and never repeat, so no fraction can capture them exactly. A slice whose size involves an arc length with √2 or π really exists on the pizza, but we can only approximate its size. The reciprocal 1/n tells us how many such slices fit into the whole, and it works for every non-zero real number. The reciprocal of a rational number is rational and the reciprocal of an irrational number is irrational. This helps in Kenya: when Amina in Kisumu divides 1 kg of flour by 2/3 kg per batch, the exact answer is 1.5 batches because both numbers are rational. When dividing githeri portions or land in the Rift Valley, a rational measure gives an exact fair share, but an irrational measure such as a tile diagonal in Mombasa can only be approximated, so we choose division, tables or a calculator according to the precision we need.</w:t>
-            </w:r>
-          </w:p>
-          <w:p>
-            <w:pPr>
-              <w:spacing w:after="40" w:before="0"/>
-              <w:jc w:val="left"/>
-            </w:pPr>
-            <w:r>
-              <w:rPr>
-                <w:rFonts w:ascii="Arial" w:cs="Arial" w:eastAsia="Arial" w:hAnsi="Arial"/>
-                <w:b w:val="false"/>
-                <w:bCs w:val="false"/>
-                <w:i w:val="false"/>
-                <w:iCs w:val="false"/>
-                <w:color w:val="000000"/>
-                <w:sz w:val="18"/>
-                <w:szCs w:val="18"/>
-              </w:rPr>
-              <w:t xml:space="preserve"/>
+              <w:t xml:space="preserve">(a) At 60 km/h: 480 × 1/60 = 8 hours. At 80 km/h: 480 × 1/80 = 6 hours. (b) Interest for 1 year = 10 000 × 8/100 = Ksh 800. For 6 months it is Ksh 400. Time to earn Ksh 2 400 = 2 400 × 1/800 = 3 years. Check: 800 × 3 = 2 400. (c) We use real numbers every day. Achieng's one trip needed whole numbers for counting items and money (3 items, Ksh 135, change Ksh 65), fractions for parts of a whole (1/2 kg of sugar) and decimals for prices (Ksh 22.50). These are different ways of writing rational numbers, and rational numbers together with irrational numbers such as √2 and π make up the real numbers. Reciprocals are important because dividing by n is the same as multiplying by 1/n. This turns division problems into multiplication, as in unit price (90 × 1/6 = Ksh 15), speed and time (480 × 1/60 = 8 hours) and Sacco interest (2 400 × 1/800 = 3 years). So real numbers and reciprocals together describe everyday life.)</w:t>
             </w:r>
           </w:p>
         </w:tc>
@@ -1181,7 +1086,7 @@
                 <w:sz w:val="18"/>
                 <w:szCs w:val="18"/>
               </w:rPr>
-              <w:t xml:space="preserve">Classification of numbers (whole, rational, irrational)</w:t>
+              <w:t xml:space="preserve">Number types and classification</w:t>
             </w:r>
           </w:p>
         </w:tc>
@@ -1213,7 +1118,7 @@
                 <w:sz w:val="18"/>
                 <w:szCs w:val="18"/>
               </w:rPr>
-              <w:t xml:space="preserve">Correctly classifies all numbers, gives accurate definitions with p/q and decimal behaviour, and corrects the 22/7 and √4 ideas.</w:t>
+              <w:t xml:space="preserve">Correctly names whole numbers, fractions, decimals, rational and irrational numbers, and classifies the duka numbers as odd, even, prime or composite using factors, with correct handling of 1 and 2.</w:t>
             </w:r>
           </w:p>
         </w:tc>
@@ -1245,7 +1150,7 @@
                 <w:sz w:val="18"/>
                 <w:szCs w:val="18"/>
               </w:rPr>
-              <w:t xml:space="preserve">Classifies most numbers correctly with mostly accurate definitions; may miss one subtle case such as 22/7 or √4.</w:t>
+              <w:t xml:space="preserve">Names most number types and classifies most duka numbers correctly, with some factor reasoning.</w:t>
             </w:r>
           </w:p>
         </w:tc>
@@ -1277,7 +1182,7 @@
                 <w:sz w:val="18"/>
                 <w:szCs w:val="18"/>
               </w:rPr>
-              <w:t xml:space="preserve">Confuses types or gives incomplete definitions with few reasons.</w:t>
+              <w:t xml:space="preserve">Confuses number types or classifies numbers without using factors.</w:t>
             </w:r>
           </w:p>
         </w:tc>
@@ -1311,7 +1216,7 @@
                 <w:sz w:val="18"/>
                 <w:szCs w:val="18"/>
               </w:rPr>
-              <w:t xml:space="preserve">Reciprocals and calculation</w:t>
+              <w:t xml:space="preserve">Evidence for rational and irrational numbers</w:t>
             </w:r>
           </w:p>
         </w:tc>
@@ -1343,7 +1248,7 @@
                 <w:sz w:val="18"/>
                 <w:szCs w:val="18"/>
               </w:rPr>
-              <w:t xml:space="preserve">Finds all reciprocals correctly, explains what a reciprocal means, notes zero has none, and solves the mandazi problem with clear steps.</w:t>
+              <w:t xml:space="preserve">Uses the decimal conversions and the squaring checks (1.999396, 1.99996164, 2.002225) to explain clearly why √2 is irrational and places numbers on the real-number map.</w:t>
             </w:r>
           </w:p>
         </w:tc>
@@ -1375,7 +1280,7 @@
                 <w:sz w:val="18"/>
                 <w:szCs w:val="18"/>
               </w:rPr>
-              <w:t xml:space="preserve">Finds most reciprocals correctly and explains the meaning, with small gaps in steps or in the zero case.</w:t>
+              <w:t xml:space="preserve">Uses some evidence and states that √2 never ends or repeats, but the link to the squaring checks is partial.</w:t>
             </w:r>
           </w:p>
         </w:tc>
@@ -1407,7 +1312,7 @@
                 <w:sz w:val="18"/>
                 <w:szCs w:val="18"/>
               </w:rPr>
-              <w:t xml:space="preserve">Makes errors in reciprocals or cannot explain what they mean.</w:t>
+              <w:t xml:space="preserve">States that √2 is irrational without evidence, or confuses recurring and non-recurring decimals.</w:t>
             </w:r>
           </w:p>
         </w:tc>
@@ -1441,7 +1346,7 @@
                 <w:sz w:val="18"/>
                 <w:szCs w:val="18"/>
               </w:rPr>
-              <w:t xml:space="preserve">Use of evidence from the unit</w:t>
+              <w:t xml:space="preserve">Reciprocals and tools</w:t>
             </w:r>
           </w:p>
         </w:tc>
@@ -1473,7 +1378,7 @@
                 <w:sz w:val="18"/>
                 <w:szCs w:val="18"/>
               </w:rPr>
-              <w:t xml:space="preserve">Uses specific evidence such as fraction-circle decimals, number-line positions and method comparisons to support claims.</w:t>
+              <w:t xml:space="preserve">Defines the reciprocal, finds correct values, checks with n × 1/n = 1, links to unit price, and explains why tables and the calculator differ.</w:t>
             </w:r>
           </w:p>
         </w:tc>
@@ -1505,7 +1410,7 @@
                 <w:sz w:val="18"/>
                 <w:szCs w:val="18"/>
               </w:rPr>
-              <w:t xml:space="preserve">Uses some evidence from the unit but it is general in places.</w:t>
+              <w:t xml:space="preserve">Defines the reciprocal and finds most values correctly, with limited explanation of tools or accuracy.</w:t>
             </w:r>
           </w:p>
         </w:tc>
@@ -1537,7 +1442,7 @@
                 <w:sz w:val="18"/>
                 <w:szCs w:val="18"/>
               </w:rPr>
-              <w:t xml:space="preserve">Little or no reference to evidence from lessons.</w:t>
+              <w:t xml:space="preserve">Confuses reciprocal with another idea or makes calculation errors with no check.</w:t>
             </w:r>
           </w:p>
         </w:tc>
@@ -1571,7 +1476,7 @@
                 <w:sz w:val="18"/>
                 <w:szCs w:val="18"/>
               </w:rPr>
-              <w:t xml:space="preserve">Connecting number type to prediction and the phenomenon</w:t>
+              <w:t xml:space="preserve">Application and accuracy of calculation</w:t>
             </w:r>
           </w:p>
         </w:tc>
@@ -1603,7 +1508,7 @@
                 <w:sz w:val="18"/>
                 <w:szCs w:val="18"/>
               </w:rPr>
-              <w:t xml:space="preserve">Clearly explains how type predicts whether a reciprocal or slice is exact or approximate and links it to the pizza and Kenyan contexts.</w:t>
+              <w:t xml:space="preserve">All calculations are correct and shown (135, 65, 15, 8 h, 6 h, Ksh 800, Ksh 400, 3 years) using reciprocals.</w:t>
             </w:r>
           </w:p>
         </w:tc>
@@ -1635,7 +1540,7 @@
                 <w:sz w:val="18"/>
                 <w:szCs w:val="18"/>
               </w:rPr>
-              <w:t xml:space="preserve">Links type to exact or approximate answers, with a partial connection to the pizza or a Kenyan context.</w:t>
+              <w:t xml:space="preserve">Most calculations are correct with some working shown.</w:t>
             </w:r>
           </w:p>
         </w:tc>
@@ -1667,7 +1572,7 @@
                 <w:sz w:val="18"/>
                 <w:szCs w:val="18"/>
               </w:rPr>
-              <w:t xml:space="preserve">Does not connect number type to prediction or to the phenomenon.</w:t>
+              <w:t xml:space="preserve">Several calculation errors or no working shown.</w:t>
             </w:r>
           </w:p>
         </w:tc>
@@ -1701,7 +1606,7 @@
                 <w:sz w:val="18"/>
                 <w:szCs w:val="18"/>
               </w:rPr>
-              <w:t xml:space="preserve">Mathematical communication</w:t>
+              <w:t xml:space="preserve">Answer to the Driving Question</w:t>
             </w:r>
           </w:p>
         </w:tc>
@@ -1733,7 +1638,7 @@
                 <w:sz w:val="18"/>
                 <w:szCs w:val="18"/>
               </w:rPr>
-              <w:t xml:space="preserve">Writes clear, well-organised sentences using correct terms such as rational, irrational, terminating, repeating and reciprocal.</w:t>
+              <w:t xml:space="preserve">Gives a connected answer tying Achieng's trip to real numbers and to reciprocals turning division into multiplication, using examples from several lessons.</w:t>
             </w:r>
           </w:p>
         </w:tc>
@@ -1765,7 +1670,7 @@
                 <w:sz w:val="18"/>
                 <w:szCs w:val="18"/>
               </w:rPr>
-              <w:t xml:space="preserve">Writing is mostly clear with generally correct terms.</w:t>
+              <w:t xml:space="preserve">Answers the question using the duka trip but gives few links to other lessons.</w:t>
             </w:r>
           </w:p>
         </w:tc>
@@ -1797,7 +1702,7 @@
                 <w:sz w:val="18"/>
                 <w:szCs w:val="18"/>
               </w:rPr>
-              <w:t xml:space="preserve">Writing is unclear or uses terms incorrectly.</w:t>
+              <w:t xml:space="preserve">Gives a list of facts without answering the question.</w:t>
             </w:r>
           </w:p>
         </w:tc>
@@ -1921,7 +1826,7 @@
         </w:rPr>
         <w:t xml:space="preserve">© 2026 SeaVuria and ARES. This work is licensed under a </w:t>
       </w:r>
-      <w:hyperlink w:history="1" r:id="rIdf2hvm4tigzd3elwewdxbn">
+      <w:hyperlink w:history="1" r:id="rId_dhimr748y209ckc3kqtk">
         <w:r>
           <w:rPr>
             <w:rFonts w:ascii="Arial" w:cs="Arial" w:eastAsia="Arial" w:hAnsi="Arial"/>
@@ -1941,7 +1846,7 @@
         </w:rPr>
         <w:t xml:space="preserve"> (</w:t>
       </w:r>
-      <w:hyperlink w:history="1" r:id="rIdszkj9y8w76qc3iqstpudq">
+      <w:hyperlink w:history="1" r:id="rId8zv439xbzmnk_mubil_hp">
         <w:r>
           <w:rPr>
             <w:rFonts w:ascii="Arial" w:cs="Arial" w:eastAsia="Arial" w:hAnsi="Arial"/>
@@ -1961,7 +1866,7 @@
         </w:rPr>
         <w:t xml:space="preserve">). To view a copy of this license, visit </w:t>
       </w:r>
-      <w:hyperlink w:history="1" r:id="rIdzut8gvsa4ddkpdlsuozeq">
+      <w:hyperlink w:history="1" r:id="rIdyqdgm9qux1cr9givwyyzg">
         <w:r>
           <w:rPr>
             <w:rFonts w:ascii="Arial" w:cs="Arial" w:eastAsia="Arial" w:hAnsi="Arial"/>

--- a/data/outputs/v2/Maths/SS1.1_Real_Numbers/Mathematics_Real_Numbers_FinalExplanation_TeacherKey.docx
+++ b/data/outputs/v2/Maths/SS1.1_Real_Numbers/Mathematics_Real_Numbers_FinalExplanation_TeacherKey.docx
@@ -4,6 +4,7 @@
   <w:body>
     <w:p>
       <w:pPr>
+        <w:keepNext w:val="false"/>
         <w:spacing w:after="30" w:before="0"/>
         <w:jc w:val="center"/>
       </w:pPr>
@@ -23,6 +24,7 @@
     </w:p>
     <w:p>
       <w:pPr>
+        <w:keepNext w:val="false"/>
         <w:spacing w:after="60" w:before="0"/>
         <w:jc w:val="center"/>
       </w:pPr>
@@ -81,6 +83,7 @@
           </w:tcPr>
           <w:p>
             <w:pPr>
+              <w:keepNext w:val="false"/>
               <w:spacing w:after="40" w:before="0"/>
               <w:jc w:val="center"/>
             </w:pPr>
@@ -116,6 +119,7 @@
           </w:tcPr>
           <w:p>
             <w:pPr>
+              <w:keepNext w:val="false"/>
               <w:spacing w:after="40" w:before="0"/>
               <w:jc w:val="center"/>
             </w:pPr>
@@ -176,6 +180,7 @@
           </w:tcPr>
           <w:p>
             <w:pPr>
+              <w:keepNext w:val="false"/>
               <w:spacing w:after="40" w:before="0"/>
               <w:jc w:val="center"/>
             </w:pPr>
@@ -210,6 +215,7 @@
           </w:tcPr>
           <w:p>
             <w:pPr>
+              <w:keepNext w:val="false"/>
               <w:spacing w:after="40" w:before="0"/>
               <w:jc w:val="left"/>
             </w:pPr>
@@ -271,6 +277,7 @@
           </w:tcPr>
           <w:p>
             <w:pPr>
+              <w:keepNext/>
               <w:spacing w:after="40" w:before="0"/>
               <w:jc w:val="center"/>
             </w:pPr>
@@ -305,6 +312,7 @@
           </w:tcPr>
           <w:p>
             <w:pPr>
+              <w:keepNext w:val="false"/>
               <w:spacing w:after="40" w:before="0"/>
               <w:jc w:val="left"/>
             </w:pPr>
@@ -337,6 +345,7 @@
           </w:tcPr>
           <w:p>
             <w:pPr>
+              <w:keepNext w:val="false"/>
               <w:spacing w:after="40" w:before="0"/>
               <w:jc w:val="left"/>
             </w:pPr>
@@ -398,6 +407,7 @@
           </w:tcPr>
           <w:p>
             <w:pPr>
+              <w:keepNext/>
               <w:spacing w:after="40" w:before="0"/>
               <w:jc w:val="center"/>
             </w:pPr>
@@ -432,6 +442,7 @@
           </w:tcPr>
           <w:p>
             <w:pPr>
+              <w:keepNext w:val="false"/>
               <w:spacing w:after="40" w:before="0"/>
               <w:jc w:val="left"/>
             </w:pPr>
@@ -464,6 +475,7 @@
           </w:tcPr>
           <w:p>
             <w:pPr>
+              <w:keepNext w:val="false"/>
               <w:spacing w:after="40" w:before="0"/>
               <w:jc w:val="left"/>
             </w:pPr>
@@ -525,6 +537,7 @@
           </w:tcPr>
           <w:p>
             <w:pPr>
+              <w:keepNext/>
               <w:spacing w:after="40" w:before="0"/>
               <w:jc w:val="center"/>
             </w:pPr>
@@ -559,6 +572,7 @@
           </w:tcPr>
           <w:p>
             <w:pPr>
+              <w:keepNext w:val="false"/>
               <w:spacing w:after="40" w:before="0"/>
               <w:jc w:val="left"/>
             </w:pPr>
@@ -591,6 +605,7 @@
           </w:tcPr>
           <w:p>
             <w:pPr>
+              <w:keepNext w:val="false"/>
               <w:spacing w:after="40" w:before="0"/>
               <w:jc w:val="left"/>
             </w:pPr>
@@ -652,6 +667,7 @@
           </w:tcPr>
           <w:p>
             <w:pPr>
+              <w:keepNext/>
               <w:spacing w:after="40" w:before="0"/>
               <w:jc w:val="center"/>
             </w:pPr>
@@ -686,6 +702,7 @@
           </w:tcPr>
           <w:p>
             <w:pPr>
+              <w:keepNext w:val="false"/>
               <w:spacing w:after="40" w:before="0"/>
               <w:jc w:val="left"/>
             </w:pPr>
@@ -718,6 +735,7 @@
           </w:tcPr>
           <w:p>
             <w:pPr>
+              <w:keepNext w:val="false"/>
               <w:spacing w:after="40" w:before="0"/>
               <w:jc w:val="left"/>
             </w:pPr>
@@ -779,6 +797,7 @@
           </w:tcPr>
           <w:p>
             <w:pPr>
+              <w:keepNext/>
               <w:spacing w:after="40" w:before="0"/>
               <w:jc w:val="center"/>
             </w:pPr>
@@ -813,6 +832,7 @@
           </w:tcPr>
           <w:p>
             <w:pPr>
+              <w:keepNext w:val="false"/>
               <w:spacing w:after="40" w:before="0"/>
               <w:jc w:val="left"/>
             </w:pPr>
@@ -845,6 +865,7 @@
           </w:tcPr>
           <w:p>
             <w:pPr>
+              <w:keepNext w:val="false"/>
               <w:spacing w:after="40" w:before="0"/>
               <w:jc w:val="left"/>
             </w:pPr>
@@ -908,6 +929,7 @@
           </w:tcPr>
           <w:p>
             <w:pPr>
+              <w:keepNext w:val="false"/>
               <w:spacing w:after="40" w:before="0"/>
               <w:jc w:val="center"/>
             </w:pPr>
@@ -942,6 +964,7 @@
           </w:tcPr>
           <w:p>
             <w:pPr>
+              <w:keepNext w:val="false"/>
               <w:spacing w:after="40" w:before="0"/>
               <w:jc w:val="left"/>
             </w:pPr>
@@ -974,6 +997,7 @@
           </w:tcPr>
           <w:p>
             <w:pPr>
+              <w:keepNext w:val="false"/>
               <w:spacing w:after="40" w:before="0"/>
               <w:jc w:val="left"/>
             </w:pPr>
@@ -1006,6 +1030,7 @@
           </w:tcPr>
           <w:p>
             <w:pPr>
+              <w:keepNext w:val="false"/>
               <w:spacing w:after="40" w:before="0"/>
               <w:jc w:val="left"/>
             </w:pPr>
@@ -1038,6 +1063,7 @@
           </w:tcPr>
           <w:p>
             <w:pPr>
+              <w:keepNext w:val="false"/>
               <w:spacing w:after="40" w:before="0"/>
               <w:jc w:val="left"/>
             </w:pPr>
@@ -1072,6 +1098,7 @@
           </w:tcPr>
           <w:p>
             <w:pPr>
+              <w:keepNext w:val="false"/>
               <w:spacing w:after="40" w:before="0"/>
               <w:jc w:val="left"/>
             </w:pPr>
@@ -1104,6 +1131,7 @@
           </w:tcPr>
           <w:p>
             <w:pPr>
+              <w:keepNext w:val="false"/>
               <w:spacing w:after="40" w:before="0"/>
               <w:jc w:val="left"/>
             </w:pPr>
@@ -1136,6 +1164,7 @@
           </w:tcPr>
           <w:p>
             <w:pPr>
+              <w:keepNext w:val="false"/>
               <w:spacing w:after="40" w:before="0"/>
               <w:jc w:val="left"/>
             </w:pPr>
@@ -1168,6 +1197,7 @@
           </w:tcPr>
           <w:p>
             <w:pPr>
+              <w:keepNext w:val="false"/>
               <w:spacing w:after="40" w:before="0"/>
               <w:jc w:val="left"/>
             </w:pPr>
@@ -1202,6 +1232,7 @@
           </w:tcPr>
           <w:p>
             <w:pPr>
+              <w:keepNext w:val="false"/>
               <w:spacing w:after="40" w:before="0"/>
               <w:jc w:val="left"/>
             </w:pPr>
@@ -1234,6 +1265,7 @@
           </w:tcPr>
           <w:p>
             <w:pPr>
+              <w:keepNext w:val="false"/>
               <w:spacing w:after="40" w:before="0"/>
               <w:jc w:val="left"/>
             </w:pPr>
@@ -1266,6 +1298,7 @@
           </w:tcPr>
           <w:p>
             <w:pPr>
+              <w:keepNext w:val="false"/>
               <w:spacing w:after="40" w:before="0"/>
               <w:jc w:val="left"/>
             </w:pPr>
@@ -1298,6 +1331,7 @@
           </w:tcPr>
           <w:p>
             <w:pPr>
+              <w:keepNext w:val="false"/>
               <w:spacing w:after="40" w:before="0"/>
               <w:jc w:val="left"/>
             </w:pPr>
@@ -1332,6 +1366,7 @@
           </w:tcPr>
           <w:p>
             <w:pPr>
+              <w:keepNext w:val="false"/>
               <w:spacing w:after="40" w:before="0"/>
               <w:jc w:val="left"/>
             </w:pPr>
@@ -1364,6 +1399,7 @@
           </w:tcPr>
           <w:p>
             <w:pPr>
+              <w:keepNext w:val="false"/>
               <w:spacing w:after="40" w:before="0"/>
               <w:jc w:val="left"/>
             </w:pPr>
@@ -1396,6 +1432,7 @@
           </w:tcPr>
           <w:p>
             <w:pPr>
+              <w:keepNext w:val="false"/>
               <w:spacing w:after="40" w:before="0"/>
               <w:jc w:val="left"/>
             </w:pPr>
@@ -1428,6 +1465,7 @@
           </w:tcPr>
           <w:p>
             <w:pPr>
+              <w:keepNext w:val="false"/>
               <w:spacing w:after="40" w:before="0"/>
               <w:jc w:val="left"/>
             </w:pPr>
@@ -1462,6 +1500,7 @@
           </w:tcPr>
           <w:p>
             <w:pPr>
+              <w:keepNext w:val="false"/>
               <w:spacing w:after="40" w:before="0"/>
               <w:jc w:val="left"/>
             </w:pPr>
@@ -1494,6 +1533,7 @@
           </w:tcPr>
           <w:p>
             <w:pPr>
+              <w:keepNext w:val="false"/>
               <w:spacing w:after="40" w:before="0"/>
               <w:jc w:val="left"/>
             </w:pPr>
@@ -1526,6 +1566,7 @@
           </w:tcPr>
           <w:p>
             <w:pPr>
+              <w:keepNext w:val="false"/>
               <w:spacing w:after="40" w:before="0"/>
               <w:jc w:val="left"/>
             </w:pPr>
@@ -1558,6 +1599,7 @@
           </w:tcPr>
           <w:p>
             <w:pPr>
+              <w:keepNext w:val="false"/>
               <w:spacing w:after="40" w:before="0"/>
               <w:jc w:val="left"/>
             </w:pPr>
@@ -1592,6 +1634,7 @@
           </w:tcPr>
           <w:p>
             <w:pPr>
+              <w:keepNext w:val="false"/>
               <w:spacing w:after="40" w:before="0"/>
               <w:jc w:val="left"/>
             </w:pPr>
@@ -1624,6 +1667,7 @@
           </w:tcPr>
           <w:p>
             <w:pPr>
+              <w:keepNext w:val="false"/>
               <w:spacing w:after="40" w:before="0"/>
               <w:jc w:val="left"/>
             </w:pPr>
@@ -1656,6 +1700,7 @@
           </w:tcPr>
           <w:p>
             <w:pPr>
+              <w:keepNext w:val="false"/>
               <w:spacing w:after="40" w:before="0"/>
               <w:jc w:val="left"/>
             </w:pPr>
@@ -1688,6 +1733,7 @@
           </w:tcPr>
           <w:p>
             <w:pPr>
+              <w:keepNext w:val="false"/>
               <w:spacing w:after="40" w:before="0"/>
               <w:jc w:val="left"/>
             </w:pPr>
@@ -1826,7 +1872,7 @@
         </w:rPr>
         <w:t xml:space="preserve">© 2026 SeaVuria and ARES. This work is licensed under a </w:t>
       </w:r>
-      <w:hyperlink w:history="1" r:id="rId_dhimr748y209ckc3kqtk">
+      <w:hyperlink w:history="1" r:id="rIdhyvfhl5bzvsjykuemqskz">
         <w:r>
           <w:rPr>
             <w:rFonts w:ascii="Arial" w:cs="Arial" w:eastAsia="Arial" w:hAnsi="Arial"/>
@@ -1846,7 +1892,7 @@
         </w:rPr>
         <w:t xml:space="preserve"> (</w:t>
       </w:r>
-      <w:hyperlink w:history="1" r:id="rId8zv439xbzmnk_mubil_hp">
+      <w:hyperlink w:history="1" r:id="rIdzzsgzrr5frz3qetfmdc8x">
         <w:r>
           <w:rPr>
             <w:rFonts w:ascii="Arial" w:cs="Arial" w:eastAsia="Arial" w:hAnsi="Arial"/>
@@ -1866,7 +1912,7 @@
         </w:rPr>
         <w:t xml:space="preserve">). To view a copy of this license, visit </w:t>
       </w:r>
-      <w:hyperlink w:history="1" r:id="rIdyqdgm9qux1cr9givwyyzg">
+      <w:hyperlink w:history="1" r:id="rIdpue2xovhtycxxa_qahjv4">
         <w:r>
           <w:rPr>
             <w:rFonts w:ascii="Arial" w:cs="Arial" w:eastAsia="Arial" w:hAnsi="Arial"/>

--- a/data/outputs/v2/Maths/SS1.1_Real_Numbers/Mathematics_Real_Numbers_FinalExplanation_TeacherKey.docx
+++ b/data/outputs/v2/Maths/SS1.1_Real_Numbers/Mathematics_Real_Numbers_FinalExplanation_TeacherKey.docx
@@ -1872,7 +1872,7 @@
         </w:rPr>
         <w:t xml:space="preserve">© 2026 SeaVuria and ARES. This work is licensed under a </w:t>
       </w:r>
-      <w:hyperlink w:history="1" r:id="rIdhyvfhl5bzvsjykuemqskz">
+      <w:hyperlink w:history="1" r:id="rIdirr3zvyonlt_0hgzn3yxn">
         <w:r>
           <w:rPr>
             <w:rFonts w:ascii="Arial" w:cs="Arial" w:eastAsia="Arial" w:hAnsi="Arial"/>
@@ -1892,7 +1892,7 @@
         </w:rPr>
         <w:t xml:space="preserve"> (</w:t>
       </w:r>
-      <w:hyperlink w:history="1" r:id="rIdzzsgzrr5frz3qetfmdc8x">
+      <w:hyperlink w:history="1" r:id="rId_q95zd21lui-wioetwtnb">
         <w:r>
           <w:rPr>
             <w:rFonts w:ascii="Arial" w:cs="Arial" w:eastAsia="Arial" w:hAnsi="Arial"/>
@@ -1912,7 +1912,7 @@
         </w:rPr>
         <w:t xml:space="preserve">). To view a copy of this license, visit </w:t>
       </w:r>
-      <w:hyperlink w:history="1" r:id="rIdpue2xovhtycxxa_qahjv4">
+      <w:hyperlink w:history="1" r:id="rIdpkuczcg7gee0iv26qidy3">
         <w:r>
           <w:rPr>
             <w:rFonts w:ascii="Arial" w:cs="Arial" w:eastAsia="Arial" w:hAnsi="Arial"/>
